--- a/downloads/sections/t06-l03-priority-and-ratio-are-campaign-settings-learn.docx
+++ b/downloads/sections/t06-l03-priority-and-ratio-are-campaign-settings-learn.docx
@@ -34,7 +34,7 @@
     </w:p>
     <w:p>
       <w:r>
-        <w:t>confirm. The numeric behavior of campaign priority and ratio settings is in a guide topic this lab did not quote. Do not copy a ratio from the simulator into that dialog.. last checked 2026-10.</w:t>
+        <w:t>confirm. The numeric behavior of campaign priority and ratio settings is in a guide topic this lab did not quote. Do not copy a ratio from the simulator into that dialog. last checked 2026-10.</w:t>
       </w:r>
     </w:p>
   </w:body>
